--- a/downloads/fiches/bts_systemes_numeriques_fiche_evaluation.docx
+++ b/downloads/fiches/bts_systemes_numeriques_fiche_evaluation.docx
@@ -11,8 +11,9 @@
           <w:b/>
           <w:color w:val="1F4E79"/>
           <w:sz w:val="32"/>
+          <w:lang w:val="fr-FR" w:eastAsia="fr-FR" w:bidi="fr-FR"/>
         </w:rPr>
-        <w:t>Fiche d'evaluation reconstituee - BTS Systemes numeriques</w:t>
+        <w:t>Fiche d'évaluation reconstituée - BTS Systemes numeriques</w:t>
       </w:r>
     </w:p>
     <w:p>
@@ -23,8 +24,9 @@
         <w:rPr>
           <w:i/>
           <w:sz w:val="21"/>
+          <w:lang w:val="fr-FR" w:eastAsia="fr-FR" w:bidi="fr-FR"/>
         </w:rPr>
-        <w:t>Support evalue : Rapport d'activite en entreprise | Modalite : Ponctuelle | Option : Options informatique et reseaux ; electronique et communications</w:t>
+        <w:t>Support évalué : Rapport de stage / rapport d'activités | Modalité : Ponctuelle | Option : Options informatique et reseaux ; electronique et communications</w:t>
       </w:r>
     </w:p>
     <w:p>
@@ -35,8 +37,9 @@
         <w:rPr>
           <w:b/>
           <w:color w:val="4F81BD"/>
+          <w:lang w:val="fr-FR" w:eastAsia="fr-FR" w:bidi="fr-FR"/>
         </w:rPr>
-        <w:t>Fiche reconstituee a partir de criteres officiels</w:t>
+        <w:t>Fiche reconstituée à partir de critères officiels</w:t>
       </w:r>
     </w:p>
     <w:p>
@@ -46,8 +49,9 @@
       <w:r>
         <w:rPr>
           <w:i/>
+          <w:lang w:val="fr-FR" w:eastAsia="fr-FR" w:bidi="fr-FR"/>
         </w:rPr>
-        <w:t>Cette fiche est une reconstitution de travail a partir des sources publiques reperees au 28/04/2026. Elle ne remplace pas un formulaire national opposable lorsqu'une grille officielle complete existe par ailleurs.</w:t>
+        <w:t>Cette fiche est une reconstitution de travail à partir des sources publiques repérées au 2026-05-06. Elle ne remplace pas un formulaire national opposable lorsqu'une grille officielle complète existe par ailleurs.</w:t>
       </w:r>
     </w:p>
     <w:tbl>
@@ -74,6 +78,7 @@
             <w:r>
               <w:rPr>
                 <w:b/>
+                <w:lang w:val="fr-FR" w:eastAsia="fr-FR" w:bidi="fr-FR"/>
               </w:rPr>
               <w:t>BTS</w:t>
             </w:r>
@@ -86,6 +91,9 @@
           </w:tcPr>
           <w:p>
             <w:r>
+              <w:rPr>
+                <w:lang w:val="fr-FR" w:eastAsia="fr-FR" w:bidi="fr-FR"/>
+              </w:rPr>
               <w:t>BTS Systemes numeriques</w:t>
             </w:r>
           </w:p>
@@ -100,8 +108,9 @@
             <w:r>
               <w:rPr>
                 <w:b/>
+                <w:lang w:val="fr-FR" w:eastAsia="fr-FR" w:bidi="fr-FR"/>
               </w:rPr>
-              <w:t>Modalite</w:t>
+              <w:t>Modalité</w:t>
             </w:r>
           </w:p>
         </w:tc>
@@ -112,6 +121,9 @@
           </w:tcPr>
           <w:p>
             <w:r>
+              <w:rPr>
+                <w:lang w:val="fr-FR" w:eastAsia="fr-FR" w:bidi="fr-FR"/>
+              </w:rPr>
               <w:t>Ponctuelle</w:t>
             </w:r>
           </w:p>
@@ -128,6 +140,7 @@
             <w:r>
               <w:rPr>
                 <w:b/>
+                <w:lang w:val="fr-FR" w:eastAsia="fr-FR" w:bidi="fr-FR"/>
               </w:rPr>
               <w:t>Option</w:t>
             </w:r>
@@ -140,6 +153,9 @@
           </w:tcPr>
           <w:p>
             <w:r>
+              <w:rPr>
+                <w:lang w:val="fr-FR" w:eastAsia="fr-FR" w:bidi="fr-FR"/>
+              </w:rPr>
               <w:t>Options informatique et reseaux ; electronique et communications</w:t>
             </w:r>
           </w:p>
@@ -154,6 +170,7 @@
             <w:r>
               <w:rPr>
                 <w:b/>
+                <w:lang w:val="fr-FR" w:eastAsia="fr-FR" w:bidi="fr-FR"/>
               </w:rPr>
               <w:t>Statut documentaire</w:t>
             </w:r>
@@ -166,6 +183,9 @@
           </w:tcPr>
           <w:p>
             <w:r>
+              <w:rPr>
+                <w:lang w:val="fr-FR" w:eastAsia="fr-FR" w:bidi="fr-FR"/>
+              </w:rPr>
               <w:t>Support present mais pas CCF sur cette sous-epreuve</w:t>
             </w:r>
           </w:p>
@@ -182,6 +202,7 @@
             <w:r>
               <w:rPr>
                 <w:b/>
+                <w:lang w:val="fr-FR" w:eastAsia="fr-FR" w:bidi="fr-FR"/>
               </w:rPr>
               <w:t>Support</w:t>
             </w:r>
@@ -194,7 +215,10 @@
           </w:tcPr>
           <w:p>
             <w:r>
-              <w:t>Rapport d'activite en entreprise</w:t>
+              <w:rPr>
+                <w:lang w:val="fr-FR" w:eastAsia="fr-FR" w:bidi="fr-FR"/>
+              </w:rPr>
+              <w:t>Rapport de stage / rapport d'activités</w:t>
             </w:r>
           </w:p>
         </w:tc>
@@ -208,8 +232,9 @@
             <w:r>
               <w:rPr>
                 <w:b/>
+                <w:lang w:val="fr-FR" w:eastAsia="fr-FR" w:bidi="fr-FR"/>
               </w:rPr>
-              <w:t>Epreuve</w:t>
+              <w:t>Épreuve</w:t>
             </w:r>
           </w:p>
         </w:tc>
@@ -220,7 +245,10 @@
           </w:tcPr>
           <w:p>
             <w:r>
-              <w:t>U6.1 / E61 Rapport d'activite en entreprise</w:t>
+              <w:rPr>
+                <w:lang w:val="fr-FR" w:eastAsia="fr-FR" w:bidi="fr-FR"/>
+              </w:rPr>
+              <w:t>U6 | U61|U62 | U6.1 / E61 Rapport d'activité en entreprise</w:t>
             </w:r>
           </w:p>
         </w:tc>
@@ -236,8 +264,9 @@
             <w:r>
               <w:rPr>
                 <w:b/>
+                <w:lang w:val="fr-FR" w:eastAsia="fr-FR" w:bidi="fr-FR"/>
               </w:rPr>
-              <w:t>Voies / modalites</w:t>
+              <w:t>Voies / modalités</w:t>
             </w:r>
           </w:p>
         </w:tc>
@@ -248,7 +277,10 @@
           </w:tcPr>
           <w:p>
             <w:r>
-              <w:t>Toutes voies du tableau consulte : sous-epreuve en oral et non en CCF</w:t>
+              <w:rPr>
+                <w:lang w:val="fr-FR" w:eastAsia="fr-FR" w:bidi="fr-FR"/>
+              </w:rPr>
+              <w:t>Ponctuelle documentee</w:t>
             </w:r>
           </w:p>
         </w:tc>
@@ -262,6 +294,7 @@
             <w:r>
               <w:rPr>
                 <w:b/>
+                <w:lang w:val="fr-FR" w:eastAsia="fr-FR" w:bidi="fr-FR"/>
               </w:rPr>
               <w:t>Niveau de reconstitution</w:t>
             </w:r>
@@ -274,7 +307,10 @@
           </w:tcPr>
           <w:p>
             <w:r>
-              <w:t>Fiche reconstituee a partir de criteres officiels</w:t>
+              <w:rPr>
+                <w:lang w:val="fr-FR" w:eastAsia="fr-FR" w:bidi="fr-FR"/>
+              </w:rPr>
+              <w:t>Fiche reconstituée à partir de critères officiels</w:t>
             </w:r>
           </w:p>
         </w:tc>
@@ -290,8 +326,9 @@
             <w:r>
               <w:rPr>
                 <w:b/>
+                <w:lang w:val="fr-FR" w:eastAsia="fr-FR" w:bidi="fr-FR"/>
               </w:rPr>
-              <w:t>Sources modele</w:t>
+              <w:t>Sources modèle</w:t>
             </w:r>
           </w:p>
         </w:tc>
@@ -302,7 +339,10 @@
           </w:tcPr>
           <w:p>
             <w:r>
-              <w:t>Le texte public pertinent est le BO de 2013 du BTS Systemes numeriques ; il indique que la fiche d'evaluation est jointe a la circulaire nationale d'organisation, mais aucune grille publique distincte du rapport d'activite n'a ete retrouvee.</w:t>
+              <w:rPr>
+                <w:lang w:val="fr-FR" w:eastAsia="fr-FR" w:bidi="fr-FR"/>
+              </w:rPr>
+              <w:t>Le texte public pertinent est le BO de 2013 du BTS Systemes numeriques ; il indique que la fiche d'évaluation est jointe a la circulaire nationale d'organisation, mais aucune grille publique distincte du rapport d'activité n'a été retrouvée.</w:t>
             </w:r>
           </w:p>
         </w:tc>
@@ -316,6 +356,7 @@
             <w:r>
               <w:rPr>
                 <w:b/>
+                <w:lang w:val="fr-FR" w:eastAsia="fr-FR" w:bidi="fr-FR"/>
               </w:rPr>
               <w:t>Document jury</w:t>
             </w:r>
@@ -328,7 +369,10 @@
           </w:tcPr>
           <w:p>
             <w:r>
-              <w:t>Non retrouve</w:t>
+              <w:rPr>
+                <w:lang w:val="fr-FR" w:eastAsia="fr-FR" w:bidi="fr-FR"/>
+              </w:rPr>
+              <w:t>Non retrouvé</w:t>
             </w:r>
           </w:p>
         </w:tc>
@@ -339,8 +383,9 @@
       <w:r>
         <w:rPr>
           <w:b/>
+          <w:lang w:val="fr-FR" w:eastAsia="fr-FR" w:bidi="fr-FR"/>
         </w:rPr>
-        <w:t>Echelle de positionnement conseillee</w:t>
+        <w:t>Échelle de positionnement conseillée</w:t>
       </w:r>
     </w:p>
     <w:tbl>
@@ -366,6 +411,7 @@
             <w:r>
               <w:rPr>
                 <w:b/>
+                <w:lang w:val="fr-FR" w:eastAsia="fr-FR" w:bidi="fr-FR"/>
               </w:rPr>
               <w:t>NA</w:t>
             </w:r>
@@ -380,6 +426,7 @@
             <w:r>
               <w:rPr>
                 <w:b/>
+                <w:lang w:val="fr-FR" w:eastAsia="fr-FR" w:bidi="fr-FR"/>
               </w:rPr>
               <w:t>PA</w:t>
             </w:r>
@@ -394,6 +441,7 @@
             <w:r>
               <w:rPr>
                 <w:b/>
+                <w:lang w:val="fr-FR" w:eastAsia="fr-FR" w:bidi="fr-FR"/>
               </w:rPr>
               <w:t>A</w:t>
             </w:r>
@@ -408,6 +456,7 @@
             <w:r>
               <w:rPr>
                 <w:b/>
+                <w:lang w:val="fr-FR" w:eastAsia="fr-FR" w:bidi="fr-FR"/>
               </w:rPr>
               <w:t>TB</w:t>
             </w:r>
@@ -421,6 +470,9 @@
           </w:tcPr>
           <w:p>
             <w:r>
+              <w:rPr>
+                <w:lang w:val="fr-FR" w:eastAsia="fr-FR" w:bidi="fr-FR"/>
+              </w:rPr>
               <w:t>Non observable / non acquis</w:t>
             </w:r>
           </w:p>
@@ -431,6 +483,9 @@
           </w:tcPr>
           <w:p>
             <w:r>
+              <w:rPr>
+                <w:lang w:val="fr-FR" w:eastAsia="fr-FR" w:bidi="fr-FR"/>
+              </w:rPr>
               <w:t>Partiellement acquis</w:t>
             </w:r>
           </w:p>
@@ -441,6 +496,9 @@
           </w:tcPr>
           <w:p>
             <w:r>
+              <w:rPr>
+                <w:lang w:val="fr-FR" w:eastAsia="fr-FR" w:bidi="fr-FR"/>
+              </w:rPr>
               <w:t>Acquis</w:t>
             </w:r>
           </w:p>
@@ -451,7 +509,10 @@
           </w:tcPr>
           <w:p>
             <w:r>
-              <w:t>Tres bien acquis</w:t>
+              <w:rPr>
+                <w:lang w:val="fr-FR" w:eastAsia="fr-FR" w:bidi="fr-FR"/>
+              </w:rPr>
+              <w:t>Très bien acquis</w:t>
             </w:r>
           </w:p>
         </w:tc>
@@ -462,8 +523,9 @@
       <w:r>
         <w:rPr>
           <w:b/>
+          <w:lang w:val="fr-FR" w:eastAsia="fr-FR" w:bidi="fr-FR"/>
         </w:rPr>
-        <w:t>Grille d'evaluation</w:t>
+        <w:t>Grille d'évaluation</w:t>
       </w:r>
     </w:p>
     <w:tbl>
@@ -500,8 +562,9 @@
               <w:rPr>
                 <w:b/>
                 <w:sz w:val="19"/>
+                <w:lang w:val="fr-FR" w:eastAsia="fr-FR" w:bidi="fr-FR"/>
               </w:rPr>
-              <w:t>Critere evalue</w:t>
+              <w:t>Critère évalué</w:t>
             </w:r>
           </w:p>
         </w:tc>
@@ -519,6 +582,7 @@
               <w:rPr>
                 <w:b/>
                 <w:sz w:val="19"/>
+                <w:lang w:val="fr-FR" w:eastAsia="fr-FR" w:bidi="fr-FR"/>
               </w:rPr>
               <w:t>Indicateurs observables / questions d'appui</w:t>
             </w:r>
@@ -538,6 +602,7 @@
               <w:rPr>
                 <w:b/>
                 <w:sz w:val="19"/>
+                <w:lang w:val="fr-FR" w:eastAsia="fr-FR" w:bidi="fr-FR"/>
               </w:rPr>
               <w:t>NA</w:t>
             </w:r>
@@ -557,6 +622,7 @@
               <w:rPr>
                 <w:b/>
                 <w:sz w:val="19"/>
+                <w:lang w:val="fr-FR" w:eastAsia="fr-FR" w:bidi="fr-FR"/>
               </w:rPr>
               <w:t>PA</w:t>
             </w:r>
@@ -576,6 +642,7 @@
               <w:rPr>
                 <w:b/>
                 <w:sz w:val="19"/>
+                <w:lang w:val="fr-FR" w:eastAsia="fr-FR" w:bidi="fr-FR"/>
               </w:rPr>
               <w:t>A</w:t>
             </w:r>
@@ -595,6 +662,7 @@
               <w:rPr>
                 <w:b/>
                 <w:sz w:val="19"/>
+                <w:lang w:val="fr-FR" w:eastAsia="fr-FR" w:bidi="fr-FR"/>
               </w:rPr>
               <w:t>TB</w:t>
             </w:r>
@@ -614,6 +682,7 @@
               <w:rPr>
                 <w:b/>
                 <w:sz w:val="19"/>
+                <w:lang w:val="fr-FR" w:eastAsia="fr-FR" w:bidi="fr-FR"/>
               </w:rPr>
               <w:t>Observations</w:t>
             </w:r>
@@ -631,7 +700,10 @@
               <w:spacing w:after="0"/>
             </w:pPr>
             <w:r>
-              <w:t>Qualite et conformite du rapport/support</w:t>
+              <w:rPr>
+                <w:lang w:val="fr-FR" w:eastAsia="fr-FR" w:bidi="fr-FR"/>
+              </w:rPr>
+              <w:t>Qualité et conformité du rapport/support</w:t>
             </w:r>
           </w:p>
         </w:tc>
@@ -645,7 +717,10 @@
               <w:spacing w:after="0"/>
             </w:pPr>
             <w:r>
-              <w:t>Support lisible, structure, coherent avec l'epreuve et directement exploitable pour l'evaluation.</w:t>
+              <w:rPr>
+                <w:lang w:val="fr-FR" w:eastAsia="fr-FR" w:bidi="fr-FR"/>
+              </w:rPr>
+              <w:t>Support lisible, structuré, cohérent avec l'épreuve et directement exploitable pour l'évaluation.</w:t>
             </w:r>
           </w:p>
         </w:tc>
@@ -659,7 +734,11 @@
               <w:spacing w:after="0"/>
               <w:jc w:val="center"/>
             </w:pPr>
-            <w:r/>
+            <w:r>
+              <w:rPr>
+                <w:lang w:val="fr-FR" w:eastAsia="fr-FR" w:bidi="fr-FR"/>
+              </w:rPr>
+            </w:r>
           </w:p>
         </w:tc>
         <w:tc>
@@ -672,7 +751,11 @@
               <w:spacing w:after="0"/>
               <w:jc w:val="center"/>
             </w:pPr>
-            <w:r/>
+            <w:r>
+              <w:rPr>
+                <w:lang w:val="fr-FR" w:eastAsia="fr-FR" w:bidi="fr-FR"/>
+              </w:rPr>
+            </w:r>
           </w:p>
         </w:tc>
         <w:tc>
@@ -685,7 +768,11 @@
               <w:spacing w:after="0"/>
               <w:jc w:val="center"/>
             </w:pPr>
-            <w:r/>
+            <w:r>
+              <w:rPr>
+                <w:lang w:val="fr-FR" w:eastAsia="fr-FR" w:bidi="fr-FR"/>
+              </w:rPr>
+            </w:r>
           </w:p>
         </w:tc>
         <w:tc>
@@ -698,7 +785,11 @@
               <w:spacing w:after="0"/>
               <w:jc w:val="center"/>
             </w:pPr>
-            <w:r/>
+            <w:r>
+              <w:rPr>
+                <w:lang w:val="fr-FR" w:eastAsia="fr-FR" w:bidi="fr-FR"/>
+              </w:rPr>
+            </w:r>
           </w:p>
         </w:tc>
         <w:tc>
@@ -710,7 +801,11 @@
             <w:pPr>
               <w:spacing w:after="0"/>
             </w:pPr>
-            <w:r/>
+            <w:r>
+              <w:rPr>
+                <w:lang w:val="fr-FR" w:eastAsia="fr-FR" w:bidi="fr-FR"/>
+              </w:rPr>
+            </w:r>
           </w:p>
         </w:tc>
       </w:tr>
@@ -725,6 +820,9 @@
               <w:spacing w:after="0"/>
             </w:pPr>
             <w:r>
+              <w:rPr>
+                <w:lang w:val="fr-FR" w:eastAsia="fr-FR" w:bidi="fr-FR"/>
+              </w:rPr>
               <w:t>explicitation du contexte entreprise et de la mission en systemes numeriques</w:t>
             </w:r>
           </w:p>
@@ -739,7 +837,10 @@
               <w:spacing w:after="0"/>
             </w:pPr>
             <w:r>
-              <w:t>Le candidat situe precisement l'organisation, ses missions et le perimetre de son intervention.</w:t>
+              <w:rPr>
+                <w:lang w:val="fr-FR" w:eastAsia="fr-FR" w:bidi="fr-FR"/>
+              </w:rPr>
+              <w:t>Le candidat situe précisément l'organisation, ses missions et le périmètre de son intervention.</w:t>
             </w:r>
           </w:p>
         </w:tc>
@@ -753,7 +854,11 @@
               <w:spacing w:after="0"/>
               <w:jc w:val="center"/>
             </w:pPr>
-            <w:r/>
+            <w:r>
+              <w:rPr>
+                <w:lang w:val="fr-FR" w:eastAsia="fr-FR" w:bidi="fr-FR"/>
+              </w:rPr>
+            </w:r>
           </w:p>
         </w:tc>
         <w:tc>
@@ -766,7 +871,11 @@
               <w:spacing w:after="0"/>
               <w:jc w:val="center"/>
             </w:pPr>
-            <w:r/>
+            <w:r>
+              <w:rPr>
+                <w:lang w:val="fr-FR" w:eastAsia="fr-FR" w:bidi="fr-FR"/>
+              </w:rPr>
+            </w:r>
           </w:p>
         </w:tc>
         <w:tc>
@@ -779,7 +888,11 @@
               <w:spacing w:after="0"/>
               <w:jc w:val="center"/>
             </w:pPr>
-            <w:r/>
+            <w:r>
+              <w:rPr>
+                <w:lang w:val="fr-FR" w:eastAsia="fr-FR" w:bidi="fr-FR"/>
+              </w:rPr>
+            </w:r>
           </w:p>
         </w:tc>
         <w:tc>
@@ -792,7 +905,11 @@
               <w:spacing w:after="0"/>
               <w:jc w:val="center"/>
             </w:pPr>
-            <w:r/>
+            <w:r>
+              <w:rPr>
+                <w:lang w:val="fr-FR" w:eastAsia="fr-FR" w:bidi="fr-FR"/>
+              </w:rPr>
+            </w:r>
           </w:p>
         </w:tc>
         <w:tc>
@@ -804,7 +921,11 @@
             <w:pPr>
               <w:spacing w:after="0"/>
             </w:pPr>
-            <w:r/>
+            <w:r>
+              <w:rPr>
+                <w:lang w:val="fr-FR" w:eastAsia="fr-FR" w:bidi="fr-FR"/>
+              </w:rPr>
+            </w:r>
           </w:p>
         </w:tc>
       </w:tr>
@@ -819,7 +940,10 @@
               <w:spacing w:after="0"/>
             </w:pPr>
             <w:r>
-              <w:t>maitrise technique des activites realisees</w:t>
+              <w:rPr>
+                <w:lang w:val="fr-FR" w:eastAsia="fr-FR" w:bidi="fr-FR"/>
+              </w:rPr>
+              <w:t>maîtrise technique des activités réalisées</w:t>
             </w:r>
           </w:p>
         </w:tc>
@@ -833,7 +957,10 @@
               <w:spacing w:after="0"/>
             </w:pPr>
             <w:r>
-              <w:t>Les techniques, outils et methodes mobilises sont expliques et justifies avec exactitude.</w:t>
+              <w:rPr>
+                <w:lang w:val="fr-FR" w:eastAsia="fr-FR" w:bidi="fr-FR"/>
+              </w:rPr>
+              <w:t>Les techniques, outils et méthodes mobilisés sont expliqués et justifiés avec exactitude.</w:t>
             </w:r>
           </w:p>
         </w:tc>
@@ -847,7 +974,11 @@
               <w:spacing w:after="0"/>
               <w:jc w:val="center"/>
             </w:pPr>
-            <w:r/>
+            <w:r>
+              <w:rPr>
+                <w:lang w:val="fr-FR" w:eastAsia="fr-FR" w:bidi="fr-FR"/>
+              </w:rPr>
+            </w:r>
           </w:p>
         </w:tc>
         <w:tc>
@@ -860,7 +991,11 @@
               <w:spacing w:after="0"/>
               <w:jc w:val="center"/>
             </w:pPr>
-            <w:r/>
+            <w:r>
+              <w:rPr>
+                <w:lang w:val="fr-FR" w:eastAsia="fr-FR" w:bidi="fr-FR"/>
+              </w:rPr>
+            </w:r>
           </w:p>
         </w:tc>
         <w:tc>
@@ -873,7 +1008,11 @@
               <w:spacing w:after="0"/>
               <w:jc w:val="center"/>
             </w:pPr>
-            <w:r/>
+            <w:r>
+              <w:rPr>
+                <w:lang w:val="fr-FR" w:eastAsia="fr-FR" w:bidi="fr-FR"/>
+              </w:rPr>
+            </w:r>
           </w:p>
         </w:tc>
         <w:tc>
@@ -886,7 +1025,11 @@
               <w:spacing w:after="0"/>
               <w:jc w:val="center"/>
             </w:pPr>
-            <w:r/>
+            <w:r>
+              <w:rPr>
+                <w:lang w:val="fr-FR" w:eastAsia="fr-FR" w:bidi="fr-FR"/>
+              </w:rPr>
+            </w:r>
           </w:p>
         </w:tc>
         <w:tc>
@@ -898,7 +1041,11 @@
             <w:pPr>
               <w:spacing w:after="0"/>
             </w:pPr>
-            <w:r/>
+            <w:r>
+              <w:rPr>
+                <w:lang w:val="fr-FR" w:eastAsia="fr-FR" w:bidi="fr-FR"/>
+              </w:rPr>
+            </w:r>
           </w:p>
         </w:tc>
       </w:tr>
@@ -913,7 +1060,10 @@
               <w:spacing w:after="0"/>
             </w:pPr>
             <w:r>
-              <w:t>analyse des choix, resultats et ecarts</w:t>
+              <w:rPr>
+                <w:lang w:val="fr-FR" w:eastAsia="fr-FR" w:bidi="fr-FR"/>
+              </w:rPr>
+              <w:t>analysé des choix, résultats et écarts</w:t>
             </w:r>
           </w:p>
         </w:tc>
@@ -927,7 +1077,10 @@
               <w:spacing w:after="0"/>
             </w:pPr>
             <w:r>
-              <w:t>Les choix, contraintes, resultats et eventuels ecarts sont analyses avec recul professionnel.</w:t>
+              <w:rPr>
+                <w:lang w:val="fr-FR" w:eastAsia="fr-FR" w:bidi="fr-FR"/>
+              </w:rPr>
+              <w:t>Les choix, contraintes, résultats et éventuels écarts sont analysés avec recul professionnel.</w:t>
             </w:r>
           </w:p>
         </w:tc>
@@ -941,7 +1094,11 @@
               <w:spacing w:after="0"/>
               <w:jc w:val="center"/>
             </w:pPr>
-            <w:r/>
+            <w:r>
+              <w:rPr>
+                <w:lang w:val="fr-FR" w:eastAsia="fr-FR" w:bidi="fr-FR"/>
+              </w:rPr>
+            </w:r>
           </w:p>
         </w:tc>
         <w:tc>
@@ -954,7 +1111,11 @@
               <w:spacing w:after="0"/>
               <w:jc w:val="center"/>
             </w:pPr>
-            <w:r/>
+            <w:r>
+              <w:rPr>
+                <w:lang w:val="fr-FR" w:eastAsia="fr-FR" w:bidi="fr-FR"/>
+              </w:rPr>
+            </w:r>
           </w:p>
         </w:tc>
         <w:tc>
@@ -967,7 +1128,11 @@
               <w:spacing w:after="0"/>
               <w:jc w:val="center"/>
             </w:pPr>
-            <w:r/>
+            <w:r>
+              <w:rPr>
+                <w:lang w:val="fr-FR" w:eastAsia="fr-FR" w:bidi="fr-FR"/>
+              </w:rPr>
+            </w:r>
           </w:p>
         </w:tc>
         <w:tc>
@@ -980,7 +1145,11 @@
               <w:spacing w:after="0"/>
               <w:jc w:val="center"/>
             </w:pPr>
-            <w:r/>
+            <w:r>
+              <w:rPr>
+                <w:lang w:val="fr-FR" w:eastAsia="fr-FR" w:bidi="fr-FR"/>
+              </w:rPr>
+            </w:r>
           </w:p>
         </w:tc>
         <w:tc>
@@ -992,7 +1161,11 @@
             <w:pPr>
               <w:spacing w:after="0"/>
             </w:pPr>
-            <w:r/>
+            <w:r>
+              <w:rPr>
+                <w:lang w:val="fr-FR" w:eastAsia="fr-FR" w:bidi="fr-FR"/>
+              </w:rPr>
+            </w:r>
           </w:p>
         </w:tc>
       </w:tr>
@@ -1007,7 +1180,10 @@
               <w:spacing w:after="0"/>
             </w:pPr>
             <w:r>
-              <w:t>prise en compte de la qualite, de la securite, des procedures et des contraintes de couts/delais</w:t>
+              <w:rPr>
+                <w:lang w:val="fr-FR" w:eastAsia="fr-FR" w:bidi="fr-FR"/>
+              </w:rPr>
+              <w:t>prise en compte de la qualité, de la sécurité, des procedures et des contraintes de couts/delais</w:t>
             </w:r>
           </w:p>
         </w:tc>
@@ -1021,7 +1197,10 @@
               <w:spacing w:after="0"/>
             </w:pPr>
             <w:r>
-              <w:t>Les exigences de qualite, securite, reglementation et tracabilite sont prises en compte.</w:t>
+              <w:rPr>
+                <w:lang w:val="fr-FR" w:eastAsia="fr-FR" w:bidi="fr-FR"/>
+              </w:rPr>
+              <w:t>Les exigences de qualité, sécurité, réglementation et traçabilité sont prises en compte.</w:t>
             </w:r>
           </w:p>
         </w:tc>
@@ -1035,7 +1214,11 @@
               <w:spacing w:after="0"/>
               <w:jc w:val="center"/>
             </w:pPr>
-            <w:r/>
+            <w:r>
+              <w:rPr>
+                <w:lang w:val="fr-FR" w:eastAsia="fr-FR" w:bidi="fr-FR"/>
+              </w:rPr>
+            </w:r>
           </w:p>
         </w:tc>
         <w:tc>
@@ -1048,7 +1231,11 @@
               <w:spacing w:after="0"/>
               <w:jc w:val="center"/>
             </w:pPr>
-            <w:r/>
+            <w:r>
+              <w:rPr>
+                <w:lang w:val="fr-FR" w:eastAsia="fr-FR" w:bidi="fr-FR"/>
+              </w:rPr>
+            </w:r>
           </w:p>
         </w:tc>
         <w:tc>
@@ -1061,7 +1248,11 @@
               <w:spacing w:after="0"/>
               <w:jc w:val="center"/>
             </w:pPr>
-            <w:r/>
+            <w:r>
+              <w:rPr>
+                <w:lang w:val="fr-FR" w:eastAsia="fr-FR" w:bidi="fr-FR"/>
+              </w:rPr>
+            </w:r>
           </w:p>
         </w:tc>
         <w:tc>
@@ -1074,7 +1265,11 @@
               <w:spacing w:after="0"/>
               <w:jc w:val="center"/>
             </w:pPr>
-            <w:r/>
+            <w:r>
+              <w:rPr>
+                <w:lang w:val="fr-FR" w:eastAsia="fr-FR" w:bidi="fr-FR"/>
+              </w:rPr>
+            </w:r>
           </w:p>
         </w:tc>
         <w:tc>
@@ -1086,7 +1281,11 @@
             <w:pPr>
               <w:spacing w:after="0"/>
             </w:pPr>
-            <w:r/>
+            <w:r>
+              <w:rPr>
+                <w:lang w:val="fr-FR" w:eastAsia="fr-FR" w:bidi="fr-FR"/>
+              </w:rPr>
+            </w:r>
           </w:p>
         </w:tc>
       </w:tr>
@@ -1101,7 +1300,10 @@
               <w:spacing w:after="0"/>
             </w:pPr>
             <w:r>
-              <w:t>qualite de la soutenance et capacite de justification</w:t>
+              <w:rPr>
+                <w:lang w:val="fr-FR" w:eastAsia="fr-FR" w:bidi="fr-FR"/>
+              </w:rPr>
+              <w:t>qualité de la soutenance et capacite de justification</w:t>
             </w:r>
           </w:p>
         </w:tc>
@@ -1115,7 +1317,10 @@
               <w:spacing w:after="0"/>
             </w:pPr>
             <w:r>
-              <w:t>Les exigences de qualite, securite, reglementation et tracabilite sont prises en compte.</w:t>
+              <w:rPr>
+                <w:lang w:val="fr-FR" w:eastAsia="fr-FR" w:bidi="fr-FR"/>
+              </w:rPr>
+              <w:t>Expression claire, structurée, argumentée et adaptée au questionnement du jury.</w:t>
             </w:r>
           </w:p>
         </w:tc>
@@ -1129,7 +1334,11 @@
               <w:spacing w:after="0"/>
               <w:jc w:val="center"/>
             </w:pPr>
-            <w:r/>
+            <w:r>
+              <w:rPr>
+                <w:lang w:val="fr-FR" w:eastAsia="fr-FR" w:bidi="fr-FR"/>
+              </w:rPr>
+            </w:r>
           </w:p>
         </w:tc>
         <w:tc>
@@ -1142,7 +1351,11 @@
               <w:spacing w:after="0"/>
               <w:jc w:val="center"/>
             </w:pPr>
-            <w:r/>
+            <w:r>
+              <w:rPr>
+                <w:lang w:val="fr-FR" w:eastAsia="fr-FR" w:bidi="fr-FR"/>
+              </w:rPr>
+            </w:r>
           </w:p>
         </w:tc>
         <w:tc>
@@ -1155,7 +1368,11 @@
               <w:spacing w:after="0"/>
               <w:jc w:val="center"/>
             </w:pPr>
-            <w:r/>
+            <w:r>
+              <w:rPr>
+                <w:lang w:val="fr-FR" w:eastAsia="fr-FR" w:bidi="fr-FR"/>
+              </w:rPr>
+            </w:r>
           </w:p>
         </w:tc>
         <w:tc>
@@ -1168,7 +1385,11 @@
               <w:spacing w:after="0"/>
               <w:jc w:val="center"/>
             </w:pPr>
-            <w:r/>
+            <w:r>
+              <w:rPr>
+                <w:lang w:val="fr-FR" w:eastAsia="fr-FR" w:bidi="fr-FR"/>
+              </w:rPr>
+            </w:r>
           </w:p>
         </w:tc>
         <w:tc>
@@ -1180,7 +1401,11 @@
             <w:pPr>
               <w:spacing w:after="0"/>
             </w:pPr>
-            <w:r/>
+            <w:r>
+              <w:rPr>
+                <w:lang w:val="fr-FR" w:eastAsia="fr-FR" w:bidi="fr-FR"/>
+              </w:rPr>
+            </w:r>
           </w:p>
         </w:tc>
       </w:tr>
@@ -1195,7 +1420,10 @@
               <w:spacing w:after="0"/>
             </w:pPr>
             <w:r>
-              <w:t>prise de recul sur l'experience. Accent probable sur l'analyse d'activites ou d'interventions, l'insertion dans l'environnement entreprise, la justification technique et la communication professionnelle</w:t>
+              <w:rPr>
+                <w:lang w:val="fr-FR" w:eastAsia="fr-FR" w:bidi="fr-FR"/>
+              </w:rPr>
+              <w:t>prise de recul sur l'experience. Accent probable sur l'analysé d'activités ou d'interventions, l'insertion dans l'environnement entreprise, la justification technique et la communication professionnelle</w:t>
             </w:r>
           </w:p>
         </w:tc>
@@ -1209,7 +1437,10 @@
               <w:spacing w:after="0"/>
             </w:pPr>
             <w:r>
-              <w:t>Le candidat situe precisement l'organisation, ses missions et le perimetre de son intervention.</w:t>
+              <w:rPr>
+                <w:lang w:val="fr-FR" w:eastAsia="fr-FR" w:bidi="fr-FR"/>
+              </w:rPr>
+              <w:t>Le candidat situe précisément l'organisation, ses missions et le périmètre de son intervention.</w:t>
             </w:r>
           </w:p>
         </w:tc>
@@ -1223,7 +1454,11 @@
               <w:spacing w:after="0"/>
               <w:jc w:val="center"/>
             </w:pPr>
-            <w:r/>
+            <w:r>
+              <w:rPr>
+                <w:lang w:val="fr-FR" w:eastAsia="fr-FR" w:bidi="fr-FR"/>
+              </w:rPr>
+            </w:r>
           </w:p>
         </w:tc>
         <w:tc>
@@ -1236,7 +1471,11 @@
               <w:spacing w:after="0"/>
               <w:jc w:val="center"/>
             </w:pPr>
-            <w:r/>
+            <w:r>
+              <w:rPr>
+                <w:lang w:val="fr-FR" w:eastAsia="fr-FR" w:bidi="fr-FR"/>
+              </w:rPr>
+            </w:r>
           </w:p>
         </w:tc>
         <w:tc>
@@ -1249,7 +1488,11 @@
               <w:spacing w:after="0"/>
               <w:jc w:val="center"/>
             </w:pPr>
-            <w:r/>
+            <w:r>
+              <w:rPr>
+                <w:lang w:val="fr-FR" w:eastAsia="fr-FR" w:bidi="fr-FR"/>
+              </w:rPr>
+            </w:r>
           </w:p>
         </w:tc>
         <w:tc>
@@ -1262,7 +1505,11 @@
               <w:spacing w:after="0"/>
               <w:jc w:val="center"/>
             </w:pPr>
-            <w:r/>
+            <w:r>
+              <w:rPr>
+                <w:lang w:val="fr-FR" w:eastAsia="fr-FR" w:bidi="fr-FR"/>
+              </w:rPr>
+            </w:r>
           </w:p>
         </w:tc>
         <w:tc>
@@ -1274,7 +1521,11 @@
             <w:pPr>
               <w:spacing w:after="0"/>
             </w:pPr>
-            <w:r/>
+            <w:r>
+              <w:rPr>
+                <w:lang w:val="fr-FR" w:eastAsia="fr-FR" w:bidi="fr-FR"/>
+              </w:rPr>
+            </w:r>
           </w:p>
         </w:tc>
       </w:tr>
@@ -1289,6 +1540,9 @@
               <w:spacing w:after="0"/>
             </w:pPr>
             <w:r>
+              <w:rPr>
+                <w:lang w:val="fr-FR" w:eastAsia="fr-FR" w:bidi="fr-FR"/>
+              </w:rPr>
               <w:t>Qualité et conformité du rapport (30 pages max)</w:t>
             </w:r>
           </w:p>
@@ -1303,7 +1557,10 @@
               <w:spacing w:after="0"/>
             </w:pPr>
             <w:r>
-              <w:t>Support lisible, structure, coherent avec l'epreuve et directement exploitable pour l'evaluation.</w:t>
+              <w:rPr>
+                <w:lang w:val="fr-FR" w:eastAsia="fr-FR" w:bidi="fr-FR"/>
+              </w:rPr>
+              <w:t>Support lisible, structuré, cohérent avec l'épreuve et directement exploitable pour l'évaluation.</w:t>
             </w:r>
           </w:p>
         </w:tc>
@@ -1317,7 +1574,11 @@
               <w:spacing w:after="0"/>
               <w:jc w:val="center"/>
             </w:pPr>
-            <w:r/>
+            <w:r>
+              <w:rPr>
+                <w:lang w:val="fr-FR" w:eastAsia="fr-FR" w:bidi="fr-FR"/>
+              </w:rPr>
+            </w:r>
           </w:p>
         </w:tc>
         <w:tc>
@@ -1330,7 +1591,11 @@
               <w:spacing w:after="0"/>
               <w:jc w:val="center"/>
             </w:pPr>
-            <w:r/>
+            <w:r>
+              <w:rPr>
+                <w:lang w:val="fr-FR" w:eastAsia="fr-FR" w:bidi="fr-FR"/>
+              </w:rPr>
+            </w:r>
           </w:p>
         </w:tc>
         <w:tc>
@@ -1343,7 +1608,11 @@
               <w:spacing w:after="0"/>
               <w:jc w:val="center"/>
             </w:pPr>
-            <w:r/>
+            <w:r>
+              <w:rPr>
+                <w:lang w:val="fr-FR" w:eastAsia="fr-FR" w:bidi="fr-FR"/>
+              </w:rPr>
+            </w:r>
           </w:p>
         </w:tc>
         <w:tc>
@@ -1356,7 +1625,11 @@
               <w:spacing w:after="0"/>
               <w:jc w:val="center"/>
             </w:pPr>
-            <w:r/>
+            <w:r>
+              <w:rPr>
+                <w:lang w:val="fr-FR" w:eastAsia="fr-FR" w:bidi="fr-FR"/>
+              </w:rPr>
+            </w:r>
           </w:p>
         </w:tc>
         <w:tc>
@@ -1368,7 +1641,11 @@
             <w:pPr>
               <w:spacing w:after="0"/>
             </w:pPr>
-            <w:r/>
+            <w:r>
+              <w:rPr>
+                <w:lang w:val="fr-FR" w:eastAsia="fr-FR" w:bidi="fr-FR"/>
+              </w:rPr>
+            </w:r>
           </w:p>
         </w:tc>
       </w:tr>
@@ -1383,6 +1660,9 @@
               <w:spacing w:after="0"/>
             </w:pPr>
             <w:r>
+              <w:rPr>
+                <w:lang w:val="fr-FR" w:eastAsia="fr-FR" w:bidi="fr-FR"/>
+              </w:rPr>
               <w:t>Explicitation du contexte entreprise et des missions</w:t>
             </w:r>
           </w:p>
@@ -1397,7 +1677,10 @@
               <w:spacing w:after="0"/>
             </w:pPr>
             <w:r>
-              <w:t>Le candidat situe precisement l'organisation, ses missions et le perimetre de son intervention.</w:t>
+              <w:rPr>
+                <w:lang w:val="fr-FR" w:eastAsia="fr-FR" w:bidi="fr-FR"/>
+              </w:rPr>
+              <w:t>Le candidat situe précisément l'organisation, ses missions et le périmètre de son intervention.</w:t>
             </w:r>
           </w:p>
         </w:tc>
@@ -1411,7 +1694,11 @@
               <w:spacing w:after="0"/>
               <w:jc w:val="center"/>
             </w:pPr>
-            <w:r/>
+            <w:r>
+              <w:rPr>
+                <w:lang w:val="fr-FR" w:eastAsia="fr-FR" w:bidi="fr-FR"/>
+              </w:rPr>
+            </w:r>
           </w:p>
         </w:tc>
         <w:tc>
@@ -1424,7 +1711,11 @@
               <w:spacing w:after="0"/>
               <w:jc w:val="center"/>
             </w:pPr>
-            <w:r/>
+            <w:r>
+              <w:rPr>
+                <w:lang w:val="fr-FR" w:eastAsia="fr-FR" w:bidi="fr-FR"/>
+              </w:rPr>
+            </w:r>
           </w:p>
         </w:tc>
         <w:tc>
@@ -1437,7 +1728,11 @@
               <w:spacing w:after="0"/>
               <w:jc w:val="center"/>
             </w:pPr>
-            <w:r/>
+            <w:r>
+              <w:rPr>
+                <w:lang w:val="fr-FR" w:eastAsia="fr-FR" w:bidi="fr-FR"/>
+              </w:rPr>
+            </w:r>
           </w:p>
         </w:tc>
         <w:tc>
@@ -1450,7 +1745,11 @@
               <w:spacing w:after="0"/>
               <w:jc w:val="center"/>
             </w:pPr>
-            <w:r/>
+            <w:r>
+              <w:rPr>
+                <w:lang w:val="fr-FR" w:eastAsia="fr-FR" w:bidi="fr-FR"/>
+              </w:rPr>
+            </w:r>
           </w:p>
         </w:tc>
         <w:tc>
@@ -1462,7 +1761,11 @@
             <w:pPr>
               <w:spacing w:after="0"/>
             </w:pPr>
-            <w:r/>
+            <w:r>
+              <w:rPr>
+                <w:lang w:val="fr-FR" w:eastAsia="fr-FR" w:bidi="fr-FR"/>
+              </w:rPr>
+            </w:r>
           </w:p>
         </w:tc>
       </w:tr>
@@ -1477,6 +1780,9 @@
               <w:spacing w:after="0"/>
             </w:pPr>
             <w:r>
+              <w:rPr>
+                <w:lang w:val="fr-FR" w:eastAsia="fr-FR" w:bidi="fr-FR"/>
+              </w:rPr>
               <w:t>Prise en compte qualité, sécurité, procédures, coûts/délais</w:t>
             </w:r>
           </w:p>
@@ -1491,7 +1797,10 @@
               <w:spacing w:after="0"/>
             </w:pPr>
             <w:r>
-              <w:t>Elements observables explicitables dans le support ecrit et confirmables lors de l'entretien.</w:t>
+              <w:rPr>
+                <w:lang w:val="fr-FR" w:eastAsia="fr-FR" w:bidi="fr-FR"/>
+              </w:rPr>
+              <w:t>Éléments observables explicitables dans le support écrit et confirmables lors de l'entretien.</w:t>
             </w:r>
           </w:p>
         </w:tc>
@@ -1505,7 +1814,11 @@
               <w:spacing w:after="0"/>
               <w:jc w:val="center"/>
             </w:pPr>
-            <w:r/>
+            <w:r>
+              <w:rPr>
+                <w:lang w:val="fr-FR" w:eastAsia="fr-FR" w:bidi="fr-FR"/>
+              </w:rPr>
+            </w:r>
           </w:p>
         </w:tc>
         <w:tc>
@@ -1518,7 +1831,11 @@
               <w:spacing w:after="0"/>
               <w:jc w:val="center"/>
             </w:pPr>
-            <w:r/>
+            <w:r>
+              <w:rPr>
+                <w:lang w:val="fr-FR" w:eastAsia="fr-FR" w:bidi="fr-FR"/>
+              </w:rPr>
+            </w:r>
           </w:p>
         </w:tc>
         <w:tc>
@@ -1531,7 +1848,11 @@
               <w:spacing w:after="0"/>
               <w:jc w:val="center"/>
             </w:pPr>
-            <w:r/>
+            <w:r>
+              <w:rPr>
+                <w:lang w:val="fr-FR" w:eastAsia="fr-FR" w:bidi="fr-FR"/>
+              </w:rPr>
+            </w:r>
           </w:p>
         </w:tc>
         <w:tc>
@@ -1544,7 +1865,11 @@
               <w:spacing w:after="0"/>
               <w:jc w:val="center"/>
             </w:pPr>
-            <w:r/>
+            <w:r>
+              <w:rPr>
+                <w:lang w:val="fr-FR" w:eastAsia="fr-FR" w:bidi="fr-FR"/>
+              </w:rPr>
+            </w:r>
           </w:p>
         </w:tc>
         <w:tc>
@@ -1556,7 +1881,11 @@
             <w:pPr>
               <w:spacing w:after="0"/>
             </w:pPr>
-            <w:r/>
+            <w:r>
+              <w:rPr>
+                <w:lang w:val="fr-FR" w:eastAsia="fr-FR" w:bidi="fr-FR"/>
+              </w:rPr>
+            </w:r>
           </w:p>
         </w:tc>
       </w:tr>
@@ -1571,6 +1900,9 @@
               <w:spacing w:after="0"/>
             </w:pPr>
             <w:r>
+              <w:rPr>
+                <w:lang w:val="fr-FR" w:eastAsia="fr-FR" w:bidi="fr-FR"/>
+              </w:rPr>
               <w:t>Prise de recul sur l'expérience</w:t>
             </w:r>
           </w:p>
@@ -1585,7 +1917,10 @@
               <w:spacing w:after="0"/>
             </w:pPr>
             <w:r>
-              <w:t>Les choix, contraintes, resultats et eventuels ecarts sont analyses avec recul professionnel.</w:t>
+              <w:rPr>
+                <w:lang w:val="fr-FR" w:eastAsia="fr-FR" w:bidi="fr-FR"/>
+              </w:rPr>
+              <w:t>Les choix, contraintes, résultats et éventuels écarts sont analysés avec recul professionnel.</w:t>
             </w:r>
           </w:p>
         </w:tc>
@@ -1599,7 +1934,11 @@
               <w:spacing w:after="0"/>
               <w:jc w:val="center"/>
             </w:pPr>
-            <w:r/>
+            <w:r>
+              <w:rPr>
+                <w:lang w:val="fr-FR" w:eastAsia="fr-FR" w:bidi="fr-FR"/>
+              </w:rPr>
+            </w:r>
           </w:p>
         </w:tc>
         <w:tc>
@@ -1612,7 +1951,11 @@
               <w:spacing w:after="0"/>
               <w:jc w:val="center"/>
             </w:pPr>
-            <w:r/>
+            <w:r>
+              <w:rPr>
+                <w:lang w:val="fr-FR" w:eastAsia="fr-FR" w:bidi="fr-FR"/>
+              </w:rPr>
+            </w:r>
           </w:p>
         </w:tc>
         <w:tc>
@@ -1625,7 +1968,11 @@
               <w:spacing w:after="0"/>
               <w:jc w:val="center"/>
             </w:pPr>
-            <w:r/>
+            <w:r>
+              <w:rPr>
+                <w:lang w:val="fr-FR" w:eastAsia="fr-FR" w:bidi="fr-FR"/>
+              </w:rPr>
+            </w:r>
           </w:p>
         </w:tc>
         <w:tc>
@@ -1638,7 +1985,11 @@
               <w:spacing w:after="0"/>
               <w:jc w:val="center"/>
             </w:pPr>
-            <w:r/>
+            <w:r>
+              <w:rPr>
+                <w:lang w:val="fr-FR" w:eastAsia="fr-FR" w:bidi="fr-FR"/>
+              </w:rPr>
+            </w:r>
           </w:p>
         </w:tc>
         <w:tc>
@@ -1650,7 +2001,11 @@
             <w:pPr>
               <w:spacing w:after="0"/>
             </w:pPr>
-            <w:r/>
+            <w:r>
+              <w:rPr>
+                <w:lang w:val="fr-FR" w:eastAsia="fr-FR" w:bidi="fr-FR"/>
+              </w:rPr>
+            </w:r>
           </w:p>
         </w:tc>
       </w:tr>
@@ -1665,6 +2020,9 @@
               <w:spacing w:after="0"/>
             </w:pPr>
             <w:r>
+              <w:rPr>
+                <w:lang w:val="fr-FR" w:eastAsia="fr-FR" w:bidi="fr-FR"/>
+              </w:rPr>
               <w:t>Communication adaptée au public</w:t>
             </w:r>
           </w:p>
@@ -1679,7 +2037,10 @@
               <w:spacing w:after="0"/>
             </w:pPr>
             <w:r>
-              <w:t>Expression claire, structuree, argumentee et adaptee au questionnement du jury.</w:t>
+              <w:rPr>
+                <w:lang w:val="fr-FR" w:eastAsia="fr-FR" w:bidi="fr-FR"/>
+              </w:rPr>
+              <w:t>Expression claire, structurée, argumentée et adaptée au questionnement du jury.</w:t>
             </w:r>
           </w:p>
         </w:tc>
@@ -1693,7 +2054,11 @@
               <w:spacing w:after="0"/>
               <w:jc w:val="center"/>
             </w:pPr>
-            <w:r/>
+            <w:r>
+              <w:rPr>
+                <w:lang w:val="fr-FR" w:eastAsia="fr-FR" w:bidi="fr-FR"/>
+              </w:rPr>
+            </w:r>
           </w:p>
         </w:tc>
         <w:tc>
@@ -1706,7 +2071,11 @@
               <w:spacing w:after="0"/>
               <w:jc w:val="center"/>
             </w:pPr>
-            <w:r/>
+            <w:r>
+              <w:rPr>
+                <w:lang w:val="fr-FR" w:eastAsia="fr-FR" w:bidi="fr-FR"/>
+              </w:rPr>
+            </w:r>
           </w:p>
         </w:tc>
         <w:tc>
@@ -1719,7 +2088,11 @@
               <w:spacing w:after="0"/>
               <w:jc w:val="center"/>
             </w:pPr>
-            <w:r/>
+            <w:r>
+              <w:rPr>
+                <w:lang w:val="fr-FR" w:eastAsia="fr-FR" w:bidi="fr-FR"/>
+              </w:rPr>
+            </w:r>
           </w:p>
         </w:tc>
         <w:tc>
@@ -1732,7 +2105,11 @@
               <w:spacing w:after="0"/>
               <w:jc w:val="center"/>
             </w:pPr>
-            <w:r/>
+            <w:r>
+              <w:rPr>
+                <w:lang w:val="fr-FR" w:eastAsia="fr-FR" w:bidi="fr-FR"/>
+              </w:rPr>
+            </w:r>
           </w:p>
         </w:tc>
         <w:tc>
@@ -1744,7 +2121,11 @@
             <w:pPr>
               <w:spacing w:after="0"/>
             </w:pPr>
-            <w:r/>
+            <w:r>
+              <w:rPr>
+                <w:lang w:val="fr-FR" w:eastAsia="fr-FR" w:bidi="fr-FR"/>
+              </w:rPr>
+            </w:r>
           </w:p>
         </w:tc>
       </w:tr>
@@ -1754,8 +2135,9 @@
       <w:r>
         <w:rPr>
           <w:b/>
+          <w:lang w:val="fr-FR" w:eastAsia="fr-FR" w:bidi="fr-FR"/>
         </w:rPr>
-        <w:t>Appreciation synthetique</w:t>
+        <w:t>Appréciation synthétique</w:t>
       </w:r>
     </w:p>
     <w:tbl>
@@ -1779,8 +2161,9 @@
             <w:r>
               <w:rPr>
                 <w:b/>
+                <w:lang w:val="fr-FR" w:eastAsia="fr-FR" w:bidi="fr-FR"/>
               </w:rPr>
-              <w:t>Points forts observes</w:t>
+              <w:t>Points forts observés</w:t>
             </w:r>
           </w:p>
         </w:tc>
@@ -1789,7 +2172,11 @@
             <w:tcW w:type="dxa" w:w="10658"/>
           </w:tcPr>
           <w:p>
-            <w:r/>
+            <w:r>
+              <w:rPr>
+                <w:lang w:val="fr-FR" w:eastAsia="fr-FR" w:bidi="fr-FR"/>
+              </w:rPr>
+            </w:r>
           </w:p>
         </w:tc>
       </w:tr>
@@ -1803,6 +2190,7 @@
             <w:r>
               <w:rPr>
                 <w:b/>
+                <w:lang w:val="fr-FR" w:eastAsia="fr-FR" w:bidi="fr-FR"/>
               </w:rPr>
               <w:t>Axes de progression / vigilance</w:t>
             </w:r>
@@ -1813,7 +2201,11 @@
             <w:tcW w:type="dxa" w:w="10658"/>
           </w:tcPr>
           <w:p>
-            <w:r/>
+            <w:r>
+              <w:rPr>
+                <w:lang w:val="fr-FR" w:eastAsia="fr-FR" w:bidi="fr-FR"/>
+              </w:rPr>
+            </w:r>
           </w:p>
         </w:tc>
       </w:tr>
@@ -1827,8 +2219,9 @@
             <w:r>
               <w:rPr>
                 <w:b/>
+                <w:lang w:val="fr-FR" w:eastAsia="fr-FR" w:bidi="fr-FR"/>
               </w:rPr>
-              <w:t>Decision / note / positionnement local</w:t>
+              <w:t>Décision / note / positionnement local</w:t>
             </w:r>
           </w:p>
         </w:tc>
@@ -1837,7 +2230,11 @@
             <w:tcW w:type="dxa" w:w="10658"/>
           </w:tcPr>
           <w:p>
-            <w:r/>
+            <w:r>
+              <w:rPr>
+                <w:lang w:val="fr-FR" w:eastAsia="fr-FR" w:bidi="fr-FR"/>
+              </w:rPr>
+            </w:r>
           </w:p>
         </w:tc>
       </w:tr>
@@ -1847,17 +2244,24 @@
       <w:r>
         <w:rPr>
           <w:b/>
+          <w:lang w:val="fr-FR" w:eastAsia="fr-FR" w:bidi="fr-FR"/>
         </w:rPr>
         <w:t>Fondement et sources de reconstitution</w:t>
       </w:r>
     </w:p>
     <w:p>
       <w:r>
-        <w:t>BO 2013 : fiche d'evaluation annoncee dans la circulaire nationale d'organisation, mais non retrouvee publiquement ; synthese a partir du rapport d'activite et du referentiel.</w:t>
+        <w:rPr>
+          <w:lang w:val="fr-FR" w:eastAsia="fr-FR" w:bidi="fr-FR"/>
+        </w:rPr>
+        <w:t>BO 2013 : fiche d'évaluation annoncee dans la circulaire nationale d'organisation, mais non retrouvée publiquement ; synthèse à partir du rapport d'activité et du référentiel.</w:t>
       </w:r>
     </w:p>
     <w:p>
       <w:r>
+        <w:rPr>
+          <w:lang w:val="fr-FR" w:eastAsia="fr-FR" w:bidi="fr-FR"/>
+        </w:rPr>
         <w:t>Les critères sont reconstitués à partir des objectifs de l'épreuve U6.1 (rapport d'activité en entreprise) décrits dans le référentiel du BTS SN, qui incluent la nécessité d'expliciter les objectifs, les résultats, les contraintes, et d'inclure des commentaires personnels et une conclusion. Une fiche d'appréciation est utilisée pour l'évaluation. Des éléments de la grille d'évaluation de la soutenance de stage pour l'option Informatique et Réseaux ont également été utilisés.</w:t>
       </w:r>
     </w:p>
@@ -1865,8 +2269,18 @@
       <w:r>
         <w:rPr>
           <w:sz w:val="17"/>
+          <w:lang w:val="fr-FR" w:eastAsia="fr-FR" w:bidi="fr-FR"/>
         </w:rPr>
-        <w:t>Referentiel : https://www.education.gouv.fr/bo/13/Hebdo47/ESRS1326216A.htm</w:t>
+        <w:t>Référentiel : https://www.education.gouv.fr/bo/13/Hebdo47/ESRS1326216A.htm</w:t>
+      </w:r>
+    </w:p>
+    <w:p>
+      <w:r>
+        <w:rPr>
+          <w:sz w:val="17"/>
+          <w:lang w:val="fr-FR" w:eastAsia="fr-FR" w:bidi="fr-FR"/>
+        </w:rPr>
+        <w:t>Définition / modalités : https://www.education.gouv.fr/node/276968</w:t>
       </w:r>
     </w:p>
     <w:sectPr>
@@ -2245,6 +2659,7 @@
     <w:rPr>
       <w:rFonts w:ascii="Aptos" w:hAnsi="Aptos"/>
       <w:sz w:val="20"/>
+      <w:lang w:val="fr-FR" w:eastAsia="fr-FR" w:bidi="fr-FR"/>
     </w:rPr>
   </w:style>
   <w:style w:type="paragraph" w:styleId="Header">
